--- a/klassenrat/word/protokoll-mittelschule.docx
+++ b/klassenrat/word/protokoll-mittelschule.docx
@@ -42,7 +42,7 @@
             <w:r>
               <w:drawing>
                 <wp:inline xmlns:a="http://schemas.openxmlformats.org/drawingml/2006/main" xmlns:pic="http://schemas.openxmlformats.org/drawingml/2006/picture">
-                  <wp:extent cx="1512000" cy="756000"/>
+                  <wp:extent cx="1505976" cy="756000"/>
                   <wp:docPr id="1" name="Picture 1"/>
                   <wp:cNvGraphicFramePr>
                     <a:graphicFrameLocks noChangeAspect="1"/>
@@ -63,7 +63,7 @@
                         <pic:spPr>
                           <a:xfrm>
                             <a:off x="0" y="0"/>
-                            <a:ext cx="1512000" cy="756000"/>
+                            <a:ext cx="1505976" cy="756000"/>
                           </a:xfrm>
                           <a:prstGeom prst="rect"/>
                         </pic:spPr>
@@ -101,7 +101,7 @@
             <w:r>
               <w:rPr>
                 <w:b/>
-                <w:color w:val="3B9B7F"/>
+                <w:color w:val="4E927C"/>
                 <w:sz w:val="36"/>
               </w:rPr>
               <w:t>Klassenrat – Protokoll</w:t>
@@ -432,7 +432,7 @@
         <w:tc>
           <w:tcPr>
             <w:tcW w:type="dxa" w:w="10545"/>
-            <w:shd w:val="clear" w:color="auto" w:fill="E3F3EE"/>
+            <w:shd w:val="clear" w:color="auto" w:fill="E6F2EE"/>
             <w:tcBorders>
               <w:top w:val="nil"/>
               <w:left w:val="nil"/>
@@ -484,7 +484,7 @@
             <w:r>
               <w:rPr>
                 <w:b/>
-                <w:color w:val="3B9B7F"/>
+                <w:color w:val="4E927C"/>
                 <w:sz w:val="22"/>
               </w:rPr>
               <w:t>Rollen &amp; Anwesenheit</w:t>
@@ -999,7 +999,7 @@
         <w:tc>
           <w:tcPr>
             <w:tcW w:type="dxa" w:w="10545"/>
-            <w:shd w:val="clear" w:color="auto" w:fill="E3F3EE"/>
+            <w:shd w:val="clear" w:color="auto" w:fill="E6F2EE"/>
             <w:tcBorders>
               <w:top w:val="nil"/>
               <w:left w:val="nil"/>
@@ -1051,7 +1051,7 @@
             <w:r>
               <w:rPr>
                 <w:b/>
-                <w:color w:val="3B9B7F"/>
+                <w:color w:val="4E927C"/>
                 <w:sz w:val="22"/>
               </w:rPr>
               <w:t>1  Positivrunde</w:t>
@@ -1339,7 +1339,7 @@
         <w:tc>
           <w:tcPr>
             <w:tcW w:type="dxa" w:w="10545"/>
-            <w:shd w:val="clear" w:color="auto" w:fill="E3F3EE"/>
+            <w:shd w:val="clear" w:color="auto" w:fill="E6F2EE"/>
             <w:tcBorders>
               <w:top w:val="nil"/>
               <w:left w:val="nil"/>
@@ -1391,7 +1391,7 @@
             <w:r>
               <w:rPr>
                 <w:b/>
-                <w:color w:val="3B9B7F"/>
+                <w:color w:val="4E927C"/>
                 <w:sz w:val="22"/>
               </w:rPr>
               <w:t>2  Rückblick auf die letzte Sitzung</w:t>
@@ -1848,7 +1848,7 @@
         <w:tc>
           <w:tcPr>
             <w:tcW w:type="dxa" w:w="10545"/>
-            <w:shd w:val="clear" w:color="auto" w:fill="E3F3EE"/>
+            <w:shd w:val="clear" w:color="auto" w:fill="E6F2EE"/>
             <w:tcBorders>
               <w:top w:val="nil"/>
               <w:left w:val="nil"/>
@@ -1900,7 +1900,7 @@
             <w:r>
               <w:rPr>
                 <w:b/>
-                <w:color w:val="3B9B7F"/>
+                <w:color w:val="4E927C"/>
                 <w:sz w:val="22"/>
               </w:rPr>
               <w:t>3  Tagesordnung</w:t>
@@ -2652,7 +2652,7 @@
         <w:tc>
           <w:tcPr>
             <w:tcW w:type="dxa" w:w="10545"/>
-            <w:shd w:val="clear" w:color="auto" w:fill="3B9B7F"/>
+            <w:shd w:val="clear" w:color="auto" w:fill="4E927C"/>
           </w:tcPr>
           <w:p>
             <w:pPr>
@@ -2929,7 +2929,7 @@
       <w:r>
         <w:rPr>
           <w:b/>
-          <w:color w:val="3B9B7F"/>
+          <w:color w:val="4E927C"/>
           <w:sz w:val="19"/>
         </w:rPr>
         <w:t>Aussagen / Sichtweisen</w:t>
@@ -3239,7 +3239,7 @@
       <w:r>
         <w:rPr>
           <w:b/>
-          <w:color w:val="3B9B7F"/>
+          <w:color w:val="4E927C"/>
           <w:sz w:val="19"/>
         </w:rPr>
         <w:t>Lösungsvorschläge &amp; Abstimmung</w:t>
@@ -3975,7 +3975,7 @@
         <w:tc>
           <w:tcPr>
             <w:tcW w:type="dxa" w:w="10545"/>
-            <w:shd w:val="clear" w:color="auto" w:fill="3B9B7F"/>
+            <w:shd w:val="clear" w:color="auto" w:fill="4E927C"/>
           </w:tcPr>
           <w:p>
             <w:pPr>
@@ -4252,7 +4252,7 @@
       <w:r>
         <w:rPr>
           <w:b/>
-          <w:color w:val="3B9B7F"/>
+          <w:color w:val="4E927C"/>
           <w:sz w:val="19"/>
         </w:rPr>
         <w:t>Aussagen / Sichtweisen</w:t>
@@ -4562,7 +4562,7 @@
       <w:r>
         <w:rPr>
           <w:b/>
-          <w:color w:val="3B9B7F"/>
+          <w:color w:val="4E927C"/>
           <w:sz w:val="19"/>
         </w:rPr>
         <w:t>Lösungsvorschläge &amp; Abstimmung</w:t>
@@ -5306,7 +5306,7 @@
         <w:tc>
           <w:tcPr>
             <w:tcW w:type="dxa" w:w="10545"/>
-            <w:shd w:val="clear" w:color="auto" w:fill="3B9B7F"/>
+            <w:shd w:val="clear" w:color="auto" w:fill="4E927C"/>
           </w:tcPr>
           <w:p>
             <w:pPr>
@@ -5583,7 +5583,7 @@
       <w:r>
         <w:rPr>
           <w:b/>
-          <w:color w:val="3B9B7F"/>
+          <w:color w:val="4E927C"/>
           <w:sz w:val="19"/>
         </w:rPr>
         <w:t>Aussagen / Sichtweisen</w:t>
@@ -5893,7 +5893,7 @@
       <w:r>
         <w:rPr>
           <w:b/>
-          <w:color w:val="3B9B7F"/>
+          <w:color w:val="4E927C"/>
           <w:sz w:val="19"/>
         </w:rPr>
         <w:t>Lösungsvorschläge &amp; Abstimmung</w:t>
@@ -6629,7 +6629,7 @@
         <w:tc>
           <w:tcPr>
             <w:tcW w:type="dxa" w:w="10545"/>
-            <w:shd w:val="clear" w:color="auto" w:fill="E3F3EE"/>
+            <w:shd w:val="clear" w:color="auto" w:fill="E6F2EE"/>
             <w:tcBorders>
               <w:top w:val="nil"/>
               <w:left w:val="nil"/>
@@ -6681,7 +6681,7 @@
             <w:r>
               <w:rPr>
                 <w:b/>
-                <w:color w:val="3B9B7F"/>
+                <w:color w:val="4E927C"/>
                 <w:sz w:val="22"/>
               </w:rPr>
               <w:t>4  Abschluss</w:t>
@@ -7093,7 +7093,7 @@
       <w:r>
         <w:rPr>
           <w:b/>
-          <w:color w:val="3B9B7F"/>
+          <w:color w:val="4E927C"/>
           <w:sz w:val="19"/>
         </w:rPr>
         <w:t>Rollen für die nächste Sitzung</w:t>

--- a/klassenrat/word/protokoll-mittelschule.docx
+++ b/klassenrat/word/protokoll-mittelschule.docx
@@ -15,14 +15,14 @@
         <w:tblLook w:firstColumn="1" w:firstRow="1" w:lastColumn="0" w:lastRow="0" w:noHBand="0" w:noVBand="1" w:val="04A0"/>
       </w:tblPr>
       <w:tblGrid>
-        <w:gridCol w:w="2494"/>
-        <w:gridCol w:w="5216"/>
+        <w:gridCol w:w="57"/>
+        <w:gridCol w:w="7654"/>
         <w:gridCol w:w="2835"/>
       </w:tblGrid>
       <w:tr>
         <w:tc>
           <w:tcPr>
-            <w:tcW w:type="dxa" w:w="2494"/>
+            <w:tcW w:type="dxa" w:w="57"/>
             <w:tcBorders>
               <w:top w:val="nil"/>
               <w:left w:val="nil"/>
@@ -39,45 +39,11 @@
             <w:pPr>
               <w:spacing w:before="0" w:after="0"/>
             </w:pPr>
-            <w:r>
-              <w:drawing>
-                <wp:inline xmlns:a="http://schemas.openxmlformats.org/drawingml/2006/main" xmlns:pic="http://schemas.openxmlformats.org/drawingml/2006/picture">
-                  <wp:extent cx="1505976" cy="756000"/>
-                  <wp:docPr id="1" name="Picture 1"/>
-                  <wp:cNvGraphicFramePr>
-                    <a:graphicFrameLocks noChangeAspect="1"/>
-                  </wp:cNvGraphicFramePr>
-                  <a:graphic>
-                    <a:graphicData uri="http://schemas.openxmlformats.org/drawingml/2006/picture">
-                      <pic:pic>
-                        <pic:nvPicPr>
-                          <pic:cNvPr id="0" name="logo.png"/>
-                          <pic:cNvPicPr/>
-                        </pic:nvPicPr>
-                        <pic:blipFill>
-                          <a:blip r:embed="rId10"/>
-                          <a:stretch>
-                            <a:fillRect/>
-                          </a:stretch>
-                        </pic:blipFill>
-                        <pic:spPr>
-                          <a:xfrm>
-                            <a:off x="0" y="0"/>
-                            <a:ext cx="1505976" cy="756000"/>
-                          </a:xfrm>
-                          <a:prstGeom prst="rect"/>
-                        </pic:spPr>
-                      </pic:pic>
-                    </a:graphicData>
-                  </a:graphic>
-                </wp:inline>
-              </w:drawing>
-            </w:r>
           </w:p>
         </w:tc>
         <w:tc>
           <w:tcPr>
-            <w:tcW w:type="dxa" w:w="5216"/>
+            <w:tcW w:type="dxa" w:w="7654"/>
             <w:tcBorders>
               <w:top w:val="nil"/>
               <w:left w:val="nil"/>
@@ -141,7 +107,7 @@
               <w:drawing>
                 <wp:inline xmlns:a="http://schemas.openxmlformats.org/drawingml/2006/main" xmlns:pic="http://schemas.openxmlformats.org/drawingml/2006/picture">
                   <wp:extent cx="1752381" cy="828000"/>
-                  <wp:docPr id="2" name="Picture 2"/>
+                  <wp:docPr id="1" name="Picture 1"/>
                   <wp:cNvGraphicFramePr>
                     <a:graphicFrameLocks noChangeAspect="1"/>
                   </wp:cNvGraphicFramePr>
@@ -153,7 +119,7 @@
                           <pic:cNvPicPr/>
                         </pic:nvPicPr>
                         <pic:blipFill>
-                          <a:blip r:embed="rId11"/>
+                          <a:blip r:embed="rId10"/>
                           <a:stretch>
                             <a:fillRect/>
                           </a:stretch>
@@ -448,7 +414,7 @@
               <w:drawing>
                 <wp:inline xmlns:a="http://schemas.openxmlformats.org/drawingml/2006/main" xmlns:pic="http://schemas.openxmlformats.org/drawingml/2006/picture">
                   <wp:extent cx="198000" cy="198000"/>
-                  <wp:docPr id="3" name="Picture 3"/>
+                  <wp:docPr id="2" name="Picture 2"/>
                   <wp:cNvGraphicFramePr>
                     <a:graphicFrameLocks noChangeAspect="1"/>
                   </wp:cNvGraphicFramePr>
@@ -460,7 +426,7 @@
                           <pic:cNvPicPr/>
                         </pic:nvPicPr>
                         <pic:blipFill>
-                          <a:blip r:embed="rId12"/>
+                          <a:blip r:embed="rId11"/>
                           <a:stretch>
                             <a:fillRect/>
                           </a:stretch>
@@ -534,7 +500,7 @@
               <w:drawing>
                 <wp:inline xmlns:a="http://schemas.openxmlformats.org/drawingml/2006/main" xmlns:pic="http://schemas.openxmlformats.org/drawingml/2006/picture">
                   <wp:extent cx="162000" cy="162000"/>
-                  <wp:docPr id="4" name="Picture 4"/>
+                  <wp:docPr id="3" name="Picture 3"/>
                   <wp:cNvGraphicFramePr>
                     <a:graphicFrameLocks noChangeAspect="1"/>
                   </wp:cNvGraphicFramePr>
@@ -546,7 +512,7 @@
                           <pic:cNvPicPr/>
                         </pic:nvPicPr>
                         <pic:blipFill>
-                          <a:blip r:embed="rId13"/>
+                          <a:blip r:embed="rId12"/>
                           <a:stretch>
                             <a:fillRect/>
                           </a:stretch>
@@ -611,7 +577,7 @@
               <w:drawing>
                 <wp:inline xmlns:a="http://schemas.openxmlformats.org/drawingml/2006/main" xmlns:pic="http://schemas.openxmlformats.org/drawingml/2006/picture">
                   <wp:extent cx="162000" cy="162000"/>
-                  <wp:docPr id="5" name="Picture 5"/>
+                  <wp:docPr id="4" name="Picture 4"/>
                   <wp:cNvGraphicFramePr>
                     <a:graphicFrameLocks noChangeAspect="1"/>
                   </wp:cNvGraphicFramePr>
@@ -623,7 +589,7 @@
                           <pic:cNvPicPr/>
                         </pic:nvPicPr>
                         <pic:blipFill>
-                          <a:blip r:embed="rId14"/>
+                          <a:blip r:embed="rId13"/>
                           <a:stretch>
                             <a:fillRect/>
                           </a:stretch>
@@ -707,7 +673,7 @@
               <w:drawing>
                 <wp:inline xmlns:a="http://schemas.openxmlformats.org/drawingml/2006/main" xmlns:pic="http://schemas.openxmlformats.org/drawingml/2006/picture">
                   <wp:extent cx="162000" cy="162000"/>
-                  <wp:docPr id="6" name="Picture 6"/>
+                  <wp:docPr id="5" name="Picture 5"/>
                   <wp:cNvGraphicFramePr>
                     <a:graphicFrameLocks noChangeAspect="1"/>
                   </wp:cNvGraphicFramePr>
@@ -719,7 +685,7 @@
                           <pic:cNvPicPr/>
                         </pic:nvPicPr>
                         <pic:blipFill>
-                          <a:blip r:embed="rId15"/>
+                          <a:blip r:embed="rId14"/>
                           <a:stretch>
                             <a:fillRect/>
                           </a:stretch>
@@ -784,7 +750,7 @@
               <w:drawing>
                 <wp:inline xmlns:a="http://schemas.openxmlformats.org/drawingml/2006/main" xmlns:pic="http://schemas.openxmlformats.org/drawingml/2006/picture">
                   <wp:extent cx="162000" cy="162000"/>
-                  <wp:docPr id="7" name="Picture 7"/>
+                  <wp:docPr id="6" name="Picture 6"/>
                   <wp:cNvGraphicFramePr>
                     <a:graphicFrameLocks noChangeAspect="1"/>
                   </wp:cNvGraphicFramePr>
@@ -796,7 +762,7 @@
                           <pic:cNvPicPr/>
                         </pic:nvPicPr>
                         <pic:blipFill>
-                          <a:blip r:embed="rId16"/>
+                          <a:blip r:embed="rId15"/>
                           <a:stretch>
                             <a:fillRect/>
                           </a:stretch>
@@ -1015,7 +981,7 @@
               <w:drawing>
                 <wp:inline xmlns:a="http://schemas.openxmlformats.org/drawingml/2006/main" xmlns:pic="http://schemas.openxmlformats.org/drawingml/2006/picture">
                   <wp:extent cx="198000" cy="198000"/>
-                  <wp:docPr id="8" name="Picture 8"/>
+                  <wp:docPr id="7" name="Picture 7"/>
                   <wp:cNvGraphicFramePr>
                     <a:graphicFrameLocks noChangeAspect="1"/>
                   </wp:cNvGraphicFramePr>
@@ -1027,7 +993,7 @@
                           <pic:cNvPicPr/>
                         </pic:nvPicPr>
                         <pic:blipFill>
-                          <a:blip r:embed="rId17"/>
+                          <a:blip r:embed="rId16"/>
                           <a:stretch>
                             <a:fillRect/>
                           </a:stretch>
@@ -1355,7 +1321,7 @@
               <w:drawing>
                 <wp:inline xmlns:a="http://schemas.openxmlformats.org/drawingml/2006/main" xmlns:pic="http://schemas.openxmlformats.org/drawingml/2006/picture">
                   <wp:extent cx="198000" cy="198000"/>
-                  <wp:docPr id="9" name="Picture 9"/>
+                  <wp:docPr id="8" name="Picture 8"/>
                   <wp:cNvGraphicFramePr>
                     <a:graphicFrameLocks noChangeAspect="1"/>
                   </wp:cNvGraphicFramePr>
@@ -1367,7 +1333,7 @@
                           <pic:cNvPicPr/>
                         </pic:nvPicPr>
                         <pic:blipFill>
-                          <a:blip r:embed="rId18"/>
+                          <a:blip r:embed="rId17"/>
                           <a:stretch>
                             <a:fillRect/>
                           </a:stretch>
@@ -1864,7 +1830,7 @@
               <w:drawing>
                 <wp:inline xmlns:a="http://schemas.openxmlformats.org/drawingml/2006/main" xmlns:pic="http://schemas.openxmlformats.org/drawingml/2006/picture">
                   <wp:extent cx="198000" cy="198000"/>
-                  <wp:docPr id="10" name="Picture 10"/>
+                  <wp:docPr id="9" name="Picture 9"/>
                   <wp:cNvGraphicFramePr>
                     <a:graphicFrameLocks noChangeAspect="1"/>
                   </wp:cNvGraphicFramePr>
@@ -1876,7 +1842,7 @@
                           <pic:cNvPicPr/>
                         </pic:nvPicPr>
                         <pic:blipFill>
-                          <a:blip r:embed="rId19"/>
+                          <a:blip r:embed="rId18"/>
                           <a:stretch>
                             <a:fillRect/>
                           </a:stretch>
@@ -2662,7 +2628,7 @@
               <w:drawing>
                 <wp:inline xmlns:a="http://schemas.openxmlformats.org/drawingml/2006/main" xmlns:pic="http://schemas.openxmlformats.org/drawingml/2006/picture">
                   <wp:extent cx="180000" cy="180000"/>
-                  <wp:docPr id="11" name="Picture 11"/>
+                  <wp:docPr id="10" name="Picture 10"/>
                   <wp:cNvGraphicFramePr>
                     <a:graphicFrameLocks noChangeAspect="1"/>
                   </wp:cNvGraphicFramePr>
@@ -2674,7 +2640,7 @@
                           <pic:cNvPicPr/>
                         </pic:nvPicPr>
                         <pic:blipFill>
-                          <a:blip r:embed="rId20"/>
+                          <a:blip r:embed="rId19"/>
                           <a:stretch>
                             <a:fillRect/>
                           </a:stretch>
@@ -2893,7 +2859,7 @@
         <w:drawing>
           <wp:inline xmlns:a="http://schemas.openxmlformats.org/drawingml/2006/main" xmlns:pic="http://schemas.openxmlformats.org/drawingml/2006/picture">
             <wp:extent cx="151200" cy="151200"/>
-            <wp:docPr id="12" name="Picture 12"/>
+            <wp:docPr id="11" name="Picture 11"/>
             <wp:cNvGraphicFramePr>
               <a:graphicFrameLocks noChangeAspect="1"/>
             </wp:cNvGraphicFramePr>
@@ -2905,7 +2871,7 @@
                     <pic:cNvPicPr/>
                   </pic:nvPicPr>
                   <pic:blipFill>
-                    <a:blip r:embed="rId20"/>
+                    <a:blip r:embed="rId19"/>
                     <a:stretch>
                       <a:fillRect/>
                     </a:stretch>
@@ -3203,7 +3169,7 @@
         <w:drawing>
           <wp:inline xmlns:a="http://schemas.openxmlformats.org/drawingml/2006/main" xmlns:pic="http://schemas.openxmlformats.org/drawingml/2006/picture">
             <wp:extent cx="151200" cy="151200"/>
-            <wp:docPr id="13" name="Picture 13"/>
+            <wp:docPr id="12" name="Picture 12"/>
             <wp:cNvGraphicFramePr>
               <a:graphicFrameLocks noChangeAspect="1"/>
             </wp:cNvGraphicFramePr>
@@ -3215,7 +3181,7 @@
                     <pic:cNvPicPr/>
                   </pic:nvPicPr>
                   <pic:blipFill>
-                    <a:blip r:embed="rId21"/>
+                    <a:blip r:embed="rId20"/>
                     <a:stretch>
                       <a:fillRect/>
                     </a:stretch>
@@ -3327,7 +3293,7 @@
               <w:drawing>
                 <wp:inline xmlns:a="http://schemas.openxmlformats.org/drawingml/2006/main" xmlns:pic="http://schemas.openxmlformats.org/drawingml/2006/picture">
                   <wp:extent cx="180000" cy="180000"/>
-                  <wp:docPr id="14" name="Picture 14"/>
+                  <wp:docPr id="13" name="Picture 13"/>
                   <wp:cNvGraphicFramePr>
                     <a:graphicFrameLocks noChangeAspect="1"/>
                   </wp:cNvGraphicFramePr>
@@ -3339,7 +3305,7 @@
                           <pic:cNvPicPr/>
                         </pic:nvPicPr>
                         <pic:blipFill>
-                          <a:blip r:embed="rId22"/>
+                          <a:blip r:embed="rId21"/>
                           <a:stretch>
                             <a:fillRect/>
                           </a:stretch>
@@ -3385,7 +3351,7 @@
               <w:drawing>
                 <wp:inline xmlns:a="http://schemas.openxmlformats.org/drawingml/2006/main" xmlns:pic="http://schemas.openxmlformats.org/drawingml/2006/picture">
                   <wp:extent cx="180000" cy="180000"/>
-                  <wp:docPr id="15" name="Picture 15"/>
+                  <wp:docPr id="14" name="Picture 14"/>
                   <wp:cNvGraphicFramePr>
                     <a:graphicFrameLocks noChangeAspect="1"/>
                   </wp:cNvGraphicFramePr>
@@ -3397,7 +3363,7 @@
                           <pic:cNvPicPr/>
                         </pic:nvPicPr>
                         <pic:blipFill>
-                          <a:blip r:embed="rId23"/>
+                          <a:blip r:embed="rId22"/>
                           <a:stretch>
                             <a:fillRect/>
                           </a:stretch>
@@ -3744,7 +3710,7 @@
               <w:drawing>
                 <wp:inline xmlns:a="http://schemas.openxmlformats.org/drawingml/2006/main" xmlns:pic="http://schemas.openxmlformats.org/drawingml/2006/picture">
                   <wp:extent cx="162000" cy="162000"/>
-                  <wp:docPr id="16" name="Picture 16"/>
+                  <wp:docPr id="15" name="Picture 15"/>
                   <wp:cNvGraphicFramePr>
                     <a:graphicFrameLocks noChangeAspect="1"/>
                   </wp:cNvGraphicFramePr>
@@ -3756,7 +3722,7 @@
                           <pic:cNvPicPr/>
                         </pic:nvPicPr>
                         <pic:blipFill>
-                          <a:blip r:embed="rId24"/>
+                          <a:blip r:embed="rId23"/>
                           <a:stretch>
                             <a:fillRect/>
                           </a:stretch>
@@ -3985,7 +3951,7 @@
               <w:drawing>
                 <wp:inline xmlns:a="http://schemas.openxmlformats.org/drawingml/2006/main" xmlns:pic="http://schemas.openxmlformats.org/drawingml/2006/picture">
                   <wp:extent cx="180000" cy="180000"/>
-                  <wp:docPr id="17" name="Picture 17"/>
+                  <wp:docPr id="16" name="Picture 16"/>
                   <wp:cNvGraphicFramePr>
                     <a:graphicFrameLocks noChangeAspect="1"/>
                   </wp:cNvGraphicFramePr>
@@ -3997,7 +3963,7 @@
                           <pic:cNvPicPr/>
                         </pic:nvPicPr>
                         <pic:blipFill>
-                          <a:blip r:embed="rId20"/>
+                          <a:blip r:embed="rId19"/>
                           <a:stretch>
                             <a:fillRect/>
                           </a:stretch>
@@ -4216,7 +4182,7 @@
         <w:drawing>
           <wp:inline xmlns:a="http://schemas.openxmlformats.org/drawingml/2006/main" xmlns:pic="http://schemas.openxmlformats.org/drawingml/2006/picture">
             <wp:extent cx="151200" cy="151200"/>
-            <wp:docPr id="18" name="Picture 18"/>
+            <wp:docPr id="17" name="Picture 17"/>
             <wp:cNvGraphicFramePr>
               <a:graphicFrameLocks noChangeAspect="1"/>
             </wp:cNvGraphicFramePr>
@@ -4228,7 +4194,7 @@
                     <pic:cNvPicPr/>
                   </pic:nvPicPr>
                   <pic:blipFill>
-                    <a:blip r:embed="rId20"/>
+                    <a:blip r:embed="rId19"/>
                     <a:stretch>
                       <a:fillRect/>
                     </a:stretch>
@@ -4526,7 +4492,7 @@
         <w:drawing>
           <wp:inline xmlns:a="http://schemas.openxmlformats.org/drawingml/2006/main" xmlns:pic="http://schemas.openxmlformats.org/drawingml/2006/picture">
             <wp:extent cx="151200" cy="151200"/>
-            <wp:docPr id="19" name="Picture 19"/>
+            <wp:docPr id="18" name="Picture 18"/>
             <wp:cNvGraphicFramePr>
               <a:graphicFrameLocks noChangeAspect="1"/>
             </wp:cNvGraphicFramePr>
@@ -4538,7 +4504,7 @@
                     <pic:cNvPicPr/>
                   </pic:nvPicPr>
                   <pic:blipFill>
-                    <a:blip r:embed="rId21"/>
+                    <a:blip r:embed="rId20"/>
                     <a:stretch>
                       <a:fillRect/>
                     </a:stretch>
@@ -4650,7 +4616,7 @@
               <w:drawing>
                 <wp:inline xmlns:a="http://schemas.openxmlformats.org/drawingml/2006/main" xmlns:pic="http://schemas.openxmlformats.org/drawingml/2006/picture">
                   <wp:extent cx="180000" cy="180000"/>
-                  <wp:docPr id="20" name="Picture 20"/>
+                  <wp:docPr id="19" name="Picture 19"/>
                   <wp:cNvGraphicFramePr>
                     <a:graphicFrameLocks noChangeAspect="1"/>
                   </wp:cNvGraphicFramePr>
@@ -4662,7 +4628,7 @@
                           <pic:cNvPicPr/>
                         </pic:nvPicPr>
                         <pic:blipFill>
-                          <a:blip r:embed="rId22"/>
+                          <a:blip r:embed="rId21"/>
                           <a:stretch>
                             <a:fillRect/>
                           </a:stretch>
@@ -4708,7 +4674,7 @@
               <w:drawing>
                 <wp:inline xmlns:a="http://schemas.openxmlformats.org/drawingml/2006/main" xmlns:pic="http://schemas.openxmlformats.org/drawingml/2006/picture">
                   <wp:extent cx="180000" cy="180000"/>
-                  <wp:docPr id="21" name="Picture 21"/>
+                  <wp:docPr id="20" name="Picture 20"/>
                   <wp:cNvGraphicFramePr>
                     <a:graphicFrameLocks noChangeAspect="1"/>
                   </wp:cNvGraphicFramePr>
@@ -4720,7 +4686,7 @@
                           <pic:cNvPicPr/>
                         </pic:nvPicPr>
                         <pic:blipFill>
-                          <a:blip r:embed="rId23"/>
+                          <a:blip r:embed="rId22"/>
                           <a:stretch>
                             <a:fillRect/>
                           </a:stretch>
@@ -5067,7 +5033,7 @@
               <w:drawing>
                 <wp:inline xmlns:a="http://schemas.openxmlformats.org/drawingml/2006/main" xmlns:pic="http://schemas.openxmlformats.org/drawingml/2006/picture">
                   <wp:extent cx="162000" cy="162000"/>
-                  <wp:docPr id="22" name="Picture 22"/>
+                  <wp:docPr id="21" name="Picture 21"/>
                   <wp:cNvGraphicFramePr>
                     <a:graphicFrameLocks noChangeAspect="1"/>
                   </wp:cNvGraphicFramePr>
@@ -5079,7 +5045,7 @@
                           <pic:cNvPicPr/>
                         </pic:nvPicPr>
                         <pic:blipFill>
-                          <a:blip r:embed="rId24"/>
+                          <a:blip r:embed="rId23"/>
                           <a:stretch>
                             <a:fillRect/>
                           </a:stretch>
@@ -5316,7 +5282,7 @@
               <w:drawing>
                 <wp:inline xmlns:a="http://schemas.openxmlformats.org/drawingml/2006/main" xmlns:pic="http://schemas.openxmlformats.org/drawingml/2006/picture">
                   <wp:extent cx="180000" cy="180000"/>
-                  <wp:docPr id="23" name="Picture 23"/>
+                  <wp:docPr id="22" name="Picture 22"/>
                   <wp:cNvGraphicFramePr>
                     <a:graphicFrameLocks noChangeAspect="1"/>
                   </wp:cNvGraphicFramePr>
@@ -5328,7 +5294,7 @@
                           <pic:cNvPicPr/>
                         </pic:nvPicPr>
                         <pic:blipFill>
-                          <a:blip r:embed="rId20"/>
+                          <a:blip r:embed="rId19"/>
                           <a:stretch>
                             <a:fillRect/>
                           </a:stretch>
@@ -5547,7 +5513,7 @@
         <w:drawing>
           <wp:inline xmlns:a="http://schemas.openxmlformats.org/drawingml/2006/main" xmlns:pic="http://schemas.openxmlformats.org/drawingml/2006/picture">
             <wp:extent cx="151200" cy="151200"/>
-            <wp:docPr id="24" name="Picture 24"/>
+            <wp:docPr id="23" name="Picture 23"/>
             <wp:cNvGraphicFramePr>
               <a:graphicFrameLocks noChangeAspect="1"/>
             </wp:cNvGraphicFramePr>
@@ -5559,7 +5525,7 @@
                     <pic:cNvPicPr/>
                   </pic:nvPicPr>
                   <pic:blipFill>
-                    <a:blip r:embed="rId20"/>
+                    <a:blip r:embed="rId19"/>
                     <a:stretch>
                       <a:fillRect/>
                     </a:stretch>
@@ -5857,7 +5823,7 @@
         <w:drawing>
           <wp:inline xmlns:a="http://schemas.openxmlformats.org/drawingml/2006/main" xmlns:pic="http://schemas.openxmlformats.org/drawingml/2006/picture">
             <wp:extent cx="151200" cy="151200"/>
-            <wp:docPr id="25" name="Picture 25"/>
+            <wp:docPr id="24" name="Picture 24"/>
             <wp:cNvGraphicFramePr>
               <a:graphicFrameLocks noChangeAspect="1"/>
             </wp:cNvGraphicFramePr>
@@ -5869,7 +5835,7 @@
                     <pic:cNvPicPr/>
                   </pic:nvPicPr>
                   <pic:blipFill>
-                    <a:blip r:embed="rId21"/>
+                    <a:blip r:embed="rId20"/>
                     <a:stretch>
                       <a:fillRect/>
                     </a:stretch>
@@ -5981,7 +5947,7 @@
               <w:drawing>
                 <wp:inline xmlns:a="http://schemas.openxmlformats.org/drawingml/2006/main" xmlns:pic="http://schemas.openxmlformats.org/drawingml/2006/picture">
                   <wp:extent cx="180000" cy="180000"/>
-                  <wp:docPr id="26" name="Picture 26"/>
+                  <wp:docPr id="25" name="Picture 25"/>
                   <wp:cNvGraphicFramePr>
                     <a:graphicFrameLocks noChangeAspect="1"/>
                   </wp:cNvGraphicFramePr>
@@ -5993,7 +5959,7 @@
                           <pic:cNvPicPr/>
                         </pic:nvPicPr>
                         <pic:blipFill>
-                          <a:blip r:embed="rId22"/>
+                          <a:blip r:embed="rId21"/>
                           <a:stretch>
                             <a:fillRect/>
                           </a:stretch>
@@ -6039,7 +6005,7 @@
               <w:drawing>
                 <wp:inline xmlns:a="http://schemas.openxmlformats.org/drawingml/2006/main" xmlns:pic="http://schemas.openxmlformats.org/drawingml/2006/picture">
                   <wp:extent cx="180000" cy="180000"/>
-                  <wp:docPr id="27" name="Picture 27"/>
+                  <wp:docPr id="26" name="Picture 26"/>
                   <wp:cNvGraphicFramePr>
                     <a:graphicFrameLocks noChangeAspect="1"/>
                   </wp:cNvGraphicFramePr>
@@ -6051,7 +6017,7 @@
                           <pic:cNvPicPr/>
                         </pic:nvPicPr>
                         <pic:blipFill>
-                          <a:blip r:embed="rId23"/>
+                          <a:blip r:embed="rId22"/>
                           <a:stretch>
                             <a:fillRect/>
                           </a:stretch>
@@ -6398,7 +6364,7 @@
               <w:drawing>
                 <wp:inline xmlns:a="http://schemas.openxmlformats.org/drawingml/2006/main" xmlns:pic="http://schemas.openxmlformats.org/drawingml/2006/picture">
                   <wp:extent cx="162000" cy="162000"/>
-                  <wp:docPr id="28" name="Picture 28"/>
+                  <wp:docPr id="27" name="Picture 27"/>
                   <wp:cNvGraphicFramePr>
                     <a:graphicFrameLocks noChangeAspect="1"/>
                   </wp:cNvGraphicFramePr>
@@ -6410,7 +6376,7 @@
                           <pic:cNvPicPr/>
                         </pic:nvPicPr>
                         <pic:blipFill>
-                          <a:blip r:embed="rId24"/>
+                          <a:blip r:embed="rId23"/>
                           <a:stretch>
                             <a:fillRect/>
                           </a:stretch>
@@ -6645,7 +6611,7 @@
               <w:drawing>
                 <wp:inline xmlns:a="http://schemas.openxmlformats.org/drawingml/2006/main" xmlns:pic="http://schemas.openxmlformats.org/drawingml/2006/picture">
                   <wp:extent cx="198000" cy="198000"/>
-                  <wp:docPr id="29" name="Picture 29"/>
+                  <wp:docPr id="28" name="Picture 28"/>
                   <wp:cNvGraphicFramePr>
                     <a:graphicFrameLocks noChangeAspect="1"/>
                   </wp:cNvGraphicFramePr>
@@ -6657,7 +6623,7 @@
                           <pic:cNvPicPr/>
                         </pic:nvPicPr>
                         <pic:blipFill>
-                          <a:blip r:embed="rId25"/>
+                          <a:blip r:embed="rId24"/>
                           <a:stretch>
                             <a:fillRect/>
                           </a:stretch>
@@ -6741,7 +6707,7 @@
               <w:drawing>
                 <wp:inline xmlns:a="http://schemas.openxmlformats.org/drawingml/2006/main" xmlns:pic="http://schemas.openxmlformats.org/drawingml/2006/picture">
                   <wp:extent cx="162000" cy="162000"/>
-                  <wp:docPr id="30" name="Picture 30"/>
+                  <wp:docPr id="29" name="Picture 29"/>
                   <wp:cNvGraphicFramePr>
                     <a:graphicFrameLocks noChangeAspect="1"/>
                   </wp:cNvGraphicFramePr>
@@ -6753,7 +6719,7 @@
                           <pic:cNvPicPr/>
                         </pic:nvPicPr>
                         <pic:blipFill>
-                          <a:blip r:embed="rId25"/>
+                          <a:blip r:embed="rId24"/>
                           <a:stretch>
                             <a:fillRect/>
                           </a:stretch>
@@ -6818,7 +6784,7 @@
               <w:drawing>
                 <wp:inline xmlns:a="http://schemas.openxmlformats.org/drawingml/2006/main" xmlns:pic="http://schemas.openxmlformats.org/drawingml/2006/picture">
                   <wp:extent cx="162000" cy="162000"/>
-                  <wp:docPr id="31" name="Picture 31"/>
+                  <wp:docPr id="30" name="Picture 30"/>
                   <wp:cNvGraphicFramePr>
                     <a:graphicFrameLocks noChangeAspect="1"/>
                   </wp:cNvGraphicFramePr>
@@ -6830,7 +6796,7 @@
                           <pic:cNvPicPr/>
                         </pic:nvPicPr>
                         <pic:blipFill>
-                          <a:blip r:embed="rId26"/>
+                          <a:blip r:embed="rId25"/>
                           <a:stretch>
                             <a:fillRect/>
                           </a:stretch>
@@ -6895,7 +6861,7 @@
               <w:drawing>
                 <wp:inline xmlns:a="http://schemas.openxmlformats.org/drawingml/2006/main" xmlns:pic="http://schemas.openxmlformats.org/drawingml/2006/picture">
                   <wp:extent cx="162000" cy="162000"/>
-                  <wp:docPr id="32" name="Picture 32"/>
+                  <wp:docPr id="31" name="Picture 31"/>
                   <wp:cNvGraphicFramePr>
                     <a:graphicFrameLocks noChangeAspect="1"/>
                   </wp:cNvGraphicFramePr>
@@ -6907,7 +6873,7 @@
                           <pic:cNvPicPr/>
                         </pic:nvPicPr>
                         <pic:blipFill>
-                          <a:blip r:embed="rId27"/>
+                          <a:blip r:embed="rId26"/>
                           <a:stretch>
                             <a:fillRect/>
                           </a:stretch>
@@ -6989,7 +6955,7 @@
               <w:drawing>
                 <wp:inline xmlns:a="http://schemas.openxmlformats.org/drawingml/2006/main" xmlns:pic="http://schemas.openxmlformats.org/drawingml/2006/picture">
                   <wp:extent cx="162000" cy="162000"/>
-                  <wp:docPr id="33" name="Picture 33"/>
+                  <wp:docPr id="32" name="Picture 32"/>
                   <wp:cNvGraphicFramePr>
                     <a:graphicFrameLocks noChangeAspect="1"/>
                   </wp:cNvGraphicFramePr>
@@ -7001,7 +6967,7 @@
                           <pic:cNvPicPr/>
                         </pic:nvPicPr>
                         <pic:blipFill>
-                          <a:blip r:embed="rId28"/>
+                          <a:blip r:embed="rId27"/>
                           <a:stretch>
                             <a:fillRect/>
                           </a:stretch>
@@ -7057,7 +7023,7 @@
         <w:drawing>
           <wp:inline xmlns:a="http://schemas.openxmlformats.org/drawingml/2006/main" xmlns:pic="http://schemas.openxmlformats.org/drawingml/2006/picture">
             <wp:extent cx="151200" cy="151200"/>
-            <wp:docPr id="34" name="Picture 34"/>
+            <wp:docPr id="33" name="Picture 33"/>
             <wp:cNvGraphicFramePr>
               <a:graphicFrameLocks noChangeAspect="1"/>
             </wp:cNvGraphicFramePr>
@@ -7069,7 +7035,7 @@
                     <pic:cNvPicPr/>
                   </pic:nvPicPr>
                   <pic:blipFill>
-                    <a:blip r:embed="rId29"/>
+                    <a:blip r:embed="rId28"/>
                     <a:stretch>
                       <a:fillRect/>
                     </a:stretch>
@@ -7135,7 +7101,7 @@
               <w:drawing>
                 <wp:inline xmlns:a="http://schemas.openxmlformats.org/drawingml/2006/main" xmlns:pic="http://schemas.openxmlformats.org/drawingml/2006/picture">
                   <wp:extent cx="162000" cy="162000"/>
-                  <wp:docPr id="35" name="Picture 35"/>
+                  <wp:docPr id="34" name="Picture 34"/>
                   <wp:cNvGraphicFramePr>
                     <a:graphicFrameLocks noChangeAspect="1"/>
                   </wp:cNvGraphicFramePr>
@@ -7147,7 +7113,7 @@
                           <pic:cNvPicPr/>
                         </pic:nvPicPr>
                         <pic:blipFill>
-                          <a:blip r:embed="rId13"/>
+                          <a:blip r:embed="rId12"/>
                           <a:stretch>
                             <a:fillRect/>
                           </a:stretch>
@@ -7212,7 +7178,7 @@
               <w:drawing>
                 <wp:inline xmlns:a="http://schemas.openxmlformats.org/drawingml/2006/main" xmlns:pic="http://schemas.openxmlformats.org/drawingml/2006/picture">
                   <wp:extent cx="162000" cy="162000"/>
-                  <wp:docPr id="36" name="Picture 36"/>
+                  <wp:docPr id="35" name="Picture 35"/>
                   <wp:cNvGraphicFramePr>
                     <a:graphicFrameLocks noChangeAspect="1"/>
                   </wp:cNvGraphicFramePr>
@@ -7224,7 +7190,7 @@
                           <pic:cNvPicPr/>
                         </pic:nvPicPr>
                         <pic:blipFill>
-                          <a:blip r:embed="rId14"/>
+                          <a:blip r:embed="rId13"/>
                           <a:stretch>
                             <a:fillRect/>
                           </a:stretch>
@@ -7308,7 +7274,7 @@
               <w:drawing>
                 <wp:inline xmlns:a="http://schemas.openxmlformats.org/drawingml/2006/main" xmlns:pic="http://schemas.openxmlformats.org/drawingml/2006/picture">
                   <wp:extent cx="162000" cy="162000"/>
-                  <wp:docPr id="37" name="Picture 37"/>
+                  <wp:docPr id="36" name="Picture 36"/>
                   <wp:cNvGraphicFramePr>
                     <a:graphicFrameLocks noChangeAspect="1"/>
                   </wp:cNvGraphicFramePr>
@@ -7320,7 +7286,7 @@
                           <pic:cNvPicPr/>
                         </pic:nvPicPr>
                         <pic:blipFill>
-                          <a:blip r:embed="rId15"/>
+                          <a:blip r:embed="rId14"/>
                           <a:stretch>
                             <a:fillRect/>
                           </a:stretch>
@@ -7385,7 +7351,7 @@
               <w:drawing>
                 <wp:inline xmlns:a="http://schemas.openxmlformats.org/drawingml/2006/main" xmlns:pic="http://schemas.openxmlformats.org/drawingml/2006/picture">
                   <wp:extent cx="162000" cy="162000"/>
-                  <wp:docPr id="38" name="Picture 38"/>
+                  <wp:docPr id="37" name="Picture 37"/>
                   <wp:cNvGraphicFramePr>
                     <a:graphicFrameLocks noChangeAspect="1"/>
                   </wp:cNvGraphicFramePr>
@@ -7397,7 +7363,7 @@
                           <pic:cNvPicPr/>
                         </pic:nvPicPr>
                         <pic:blipFill>
-                          <a:blip r:embed="rId16"/>
+                          <a:blip r:embed="rId15"/>
                           <a:stretch>
                             <a:fillRect/>
                           </a:stretch>
